--- a/Power Econmics/HW3/HW3.docx
+++ b/Power Econmics/HW3/HW3.docx
@@ -2,7 +2,967 @@
 <file path=word/document.xml><?xml version="1.0" encoding="utf-8"?>
 <w:document xmlns:wpc="http://schemas.microsoft.com/office/word/2010/wordprocessingCanvas" xmlns:cx="http://schemas.microsoft.com/office/drawing/2014/chartex" xmlns:cx1="http://schemas.microsoft.com/office/drawing/2015/9/8/chartex" xmlns:cx2="http://schemas.microsoft.com/office/drawing/2015/10/21/chartex" xmlns:cx3="http://schemas.microsoft.com/office/drawing/2016/5/9/chartex" xmlns:cx4="http://schemas.microsoft.com/office/drawing/2016/5/10/chartex" xmlns:cx5="http://schemas.microsoft.com/office/drawing/2016/5/11/chartex" xmlns:cx6="http://schemas.microsoft.com/office/drawing/2016/5/12/chartex" xmlns:cx7="http://schemas.microsoft.com/office/drawing/2016/5/13/chartex" xmlns:cx8="http://schemas.microsoft.com/office/drawing/2016/5/14/chartex" xmlns:mc="http://schemas.openxmlformats.org/markup-compatibility/2006" xmlns:aink="http://schemas.microsoft.com/office/drawing/2016/ink" xmlns:am3d="http://schemas.microsoft.com/office/drawing/2017/model3d" xmlns:o="urn:schemas-microsoft-com:office:office" xmlns:oel="http://schemas.microsoft.com/office/2019/extlst" xmlns:r="http://schemas.openxmlformats.org/officeDocument/2006/relationships" xmlns:m="http://schemas.openxmlformats.org/officeDocument/2006/math" xmlns:v="urn:schemas-microsoft-com:vml" xmlns:wp14="http://schemas.microsoft.com/office/word/2010/wordprocessingDrawing" xmlns:wp="http://schemas.openxmlformats.org/drawingml/2006/wordprocessingDrawing" xmlns:w10="urn:schemas-microsoft-com:office:word" xmlns:w="http://schemas.openxmlformats.org/wordprocessingml/2006/main" xmlns:w14="http://schemas.microsoft.com/office/word/2010/wordml" xmlns:w15="http://schemas.microsoft.com/office/word/2012/wordml" xmlns:w16cex="http://schemas.microsoft.com/office/word/2018/wordml/cex" xmlns:w16cid="http://schemas.microsoft.com/office/word/2016/wordml/cid" xmlns:w16="http://schemas.microsoft.com/office/word/2018/wordml" xmlns:w16du="http://schemas.microsoft.com/office/word/2023/wordml/word16du" xmlns:w16sdtdh="http://schemas.microsoft.com/office/word/2020/wordml/sdtdatahash" xmlns:w16sdtfl="http://schemas.microsoft.com/office/word/2024/wordml/sdtformatlock" xmlns:w16se="http://schemas.microsoft.com/office/word/2015/wordml/symex" xmlns:wpg="http://schemas.microsoft.com/office/word/2010/wordprocessingGroup" xmlns:wpi="http://schemas.microsoft.com/office/word/2010/wordprocessingInk" xmlns:wne="http://schemas.microsoft.com/office/word/2006/wordml" xmlns:wps="http://schemas.microsoft.com/office/word/2010/wordprocessingShape" mc:Ignorable="w14 w15 w16se w16cid w16 w16cex w16sdtdh w16sdtfl w16du wp14">
   <w:body>
+    <w:p>
+      <w:r>
+        <w:t>3.2</w:t>
+      </w:r>
+      <w:r>
+        <w:tab/>
+      </w:r>
+      <w:r>
+        <w:t xml:space="preserve">The rules of the Syldavian electricity market stipulate that all participants must trade energy exclusively through the Power Pool. However, the Syldavia Aluminum Company (SALCo) and the Northern Syldavia Power Company (NSPCo) have signed a contract for difference for the delivery of 200 MW on a continuous basis at a strike price of 16 $/MWh. </w:t>
+      </w:r>
+    </w:p>
+    <w:p>
+      <w:r>
+        <w:t xml:space="preserve">a. Trace the flow of power and money between these companies when the pool price takes the following values: 16 $/MWh, 18 $/MWh and 13 $/MWh. </w:t>
+      </w:r>
+    </w:p>
+    <w:p>
+      <w:r>
+        <w:t xml:space="preserve">The flow of power goes from NSPCo </w:t>
+      </w:r>
+      <w:r>
+        <w:sym w:font="Wingdings" w:char="F0E0"/>
+      </w:r>
+      <w:r>
+        <w:t xml:space="preserve"> Pool </w:t>
+      </w:r>
+      <w:r>
+        <w:sym w:font="Wingdings" w:char="F0E0"/>
+      </w:r>
+      <w:r>
+        <w:t xml:space="preserve"> SALCo. They agree through a contract for difference that SALCo will buy power from the pool at $16/MWh. If the price for power is lower than SALCo pays the difference so that pricing equates to $16/MWh. If the price of power goes over the agreed price then NSPCo “Reimbursed” SALCo the difference so they don’t overpay. </w:t>
+      </w:r>
+    </w:p>
+    <w:tbl>
+      <w:tblPr>
+        <w:tblStyle w:val="TableGrid"/>
+        <w:tblW w:w="0" w:type="auto"/>
+        <w:tblLook w:val="04A0" w:firstRow="1" w:lastRow="0" w:firstColumn="1" w:lastColumn="0" w:noHBand="0" w:noVBand="1"/>
+      </w:tblPr>
+      <w:tblGrid>
+        <w:gridCol w:w="1257"/>
+        <w:gridCol w:w="1450"/>
+        <w:gridCol w:w="1399"/>
+        <w:gridCol w:w="2003"/>
+        <w:gridCol w:w="1733"/>
+        <w:gridCol w:w="1508"/>
+      </w:tblGrid>
+      <w:tr>
+        <w:tc>
+          <w:tcPr>
+            <w:tcW w:w="0" w:type="auto"/>
+            <w:hideMark/>
+          </w:tcPr>
+          <w:p>
+            <w:pPr>
+              <w:spacing w:after="160" w:line="278" w:lineRule="auto"/>
+              <w:rPr>
+                <w:b/>
+                <w:bCs/>
+              </w:rPr>
+            </w:pPr>
+            <w:r>
+              <w:rPr>
+                <w:b/>
+                <w:bCs/>
+              </w:rPr>
+              <w:t>Pool price</w:t>
+            </w:r>
+          </w:p>
+        </w:tc>
+        <w:tc>
+          <w:tcPr>
+            <w:tcW w:w="0" w:type="auto"/>
+            <w:hideMark/>
+          </w:tcPr>
+          <w:p>
+            <w:pPr>
+              <w:spacing w:after="160" w:line="278" w:lineRule="auto"/>
+              <w:rPr>
+                <w:b/>
+                <w:bCs/>
+              </w:rPr>
+            </w:pPr>
+            <w:r>
+              <w:rPr>
+                <w:b/>
+                <w:bCs/>
+              </w:rPr>
+              <w:t>Pool pays NSPCo</w:t>
+            </w:r>
+          </w:p>
+        </w:tc>
+        <w:tc>
+          <w:tcPr>
+            <w:tcW w:w="0" w:type="auto"/>
+            <w:hideMark/>
+          </w:tcPr>
+          <w:p>
+            <w:pPr>
+              <w:spacing w:after="160" w:line="278" w:lineRule="auto"/>
+              <w:rPr>
+                <w:b/>
+                <w:bCs/>
+              </w:rPr>
+            </w:pPr>
+            <w:r>
+              <w:rPr>
+                <w:b/>
+                <w:bCs/>
+              </w:rPr>
+              <w:t>SALCo pays Pool</w:t>
+            </w:r>
+          </w:p>
+        </w:tc>
+        <w:tc>
+          <w:tcPr>
+            <w:tcW w:w="0" w:type="auto"/>
+            <w:hideMark/>
+          </w:tcPr>
+          <w:p>
+            <w:pPr>
+              <w:spacing w:after="160" w:line="278" w:lineRule="auto"/>
+              <w:rPr>
+                <w:b/>
+                <w:bCs/>
+              </w:rPr>
+            </w:pPr>
+            <w:r>
+              <w:rPr>
+                <w:b/>
+                <w:bCs/>
+              </w:rPr>
+              <w:t>CfD settlement</w:t>
+            </w:r>
+          </w:p>
+        </w:tc>
+        <w:tc>
+          <w:tcPr>
+            <w:tcW w:w="0" w:type="auto"/>
+            <w:hideMark/>
+          </w:tcPr>
+          <w:p>
+            <w:pPr>
+              <w:spacing w:after="160" w:line="278" w:lineRule="auto"/>
+              <w:rPr>
+                <w:b/>
+                <w:bCs/>
+              </w:rPr>
+            </w:pPr>
+            <w:r>
+              <w:rPr>
+                <w:b/>
+                <w:bCs/>
+              </w:rPr>
+              <w:t>NSPCo’s net revenue</w:t>
+            </w:r>
+          </w:p>
+        </w:tc>
+        <w:tc>
+          <w:tcPr>
+            <w:tcW w:w="0" w:type="auto"/>
+            <w:hideMark/>
+          </w:tcPr>
+          <w:p>
+            <w:pPr>
+              <w:spacing w:after="160" w:line="278" w:lineRule="auto"/>
+              <w:rPr>
+                <w:b/>
+                <w:bCs/>
+              </w:rPr>
+            </w:pPr>
+            <w:r>
+              <w:rPr>
+                <w:b/>
+                <w:bCs/>
+              </w:rPr>
+              <w:t>SALCo’s net cost</w:t>
+            </w:r>
+          </w:p>
+        </w:tc>
+      </w:tr>
+      <w:tr>
+        <w:tc>
+          <w:tcPr>
+            <w:tcW w:w="0" w:type="auto"/>
+            <w:hideMark/>
+          </w:tcPr>
+          <w:p>
+            <w:pPr>
+              <w:spacing w:after="160" w:line="278" w:lineRule="auto"/>
+            </w:pPr>
+            <w:r>
+              <w:t>$16/MWh</w:t>
+            </w:r>
+          </w:p>
+        </w:tc>
+        <w:tc>
+          <w:tcPr>
+            <w:tcW w:w="0" w:type="auto"/>
+            <w:hideMark/>
+          </w:tcPr>
+          <w:p>
+            <w:pPr>
+              <w:spacing w:after="160" w:line="278" w:lineRule="auto"/>
+            </w:pPr>
+            <w:r>
+              <w:t>$3,200</w:t>
+            </w:r>
+          </w:p>
+        </w:tc>
+        <w:tc>
+          <w:tcPr>
+            <w:tcW w:w="0" w:type="auto"/>
+            <w:hideMark/>
+          </w:tcPr>
+          <w:p>
+            <w:pPr>
+              <w:spacing w:after="160" w:line="278" w:lineRule="auto"/>
+            </w:pPr>
+            <w:r>
+              <w:t>$3,200</w:t>
+            </w:r>
+          </w:p>
+        </w:tc>
+        <w:tc>
+          <w:tcPr>
+            <w:tcW w:w="0" w:type="auto"/>
+            <w:hideMark/>
+          </w:tcPr>
+          <w:p>
+            <w:pPr>
+              <w:spacing w:after="160" w:line="278" w:lineRule="auto"/>
+            </w:pPr>
+            <w:r>
+              <w:t>No payment</w:t>
+            </w:r>
+          </w:p>
+        </w:tc>
+        <w:tc>
+          <w:tcPr>
+            <w:tcW w:w="0" w:type="auto"/>
+            <w:hideMark/>
+          </w:tcPr>
+          <w:p>
+            <w:pPr>
+              <w:spacing w:after="160" w:line="278" w:lineRule="auto"/>
+            </w:pPr>
+            <w:r>
+              <w:t>$3,200</w:t>
+            </w:r>
+          </w:p>
+        </w:tc>
+        <w:tc>
+          <w:tcPr>
+            <w:tcW w:w="0" w:type="auto"/>
+            <w:hideMark/>
+          </w:tcPr>
+          <w:p>
+            <w:pPr>
+              <w:spacing w:after="160" w:line="278" w:lineRule="auto"/>
+            </w:pPr>
+            <w:r>
+              <w:t>$3,200</w:t>
+            </w:r>
+          </w:p>
+        </w:tc>
+      </w:tr>
+      <w:tr>
+        <w:tc>
+          <w:tcPr>
+            <w:tcW w:w="0" w:type="auto"/>
+            <w:hideMark/>
+          </w:tcPr>
+          <w:p>
+            <w:pPr>
+              <w:spacing w:after="160" w:line="278" w:lineRule="auto"/>
+            </w:pPr>
+            <w:r>
+              <w:t>$18/MWh</w:t>
+            </w:r>
+          </w:p>
+        </w:tc>
+        <w:tc>
+          <w:tcPr>
+            <w:tcW w:w="0" w:type="auto"/>
+            <w:hideMark/>
+          </w:tcPr>
+          <w:p>
+            <w:pPr>
+              <w:spacing w:after="160" w:line="278" w:lineRule="auto"/>
+            </w:pPr>
+            <w:r>
+              <w:t>$3,600</w:t>
+            </w:r>
+          </w:p>
+        </w:tc>
+        <w:tc>
+          <w:tcPr>
+            <w:tcW w:w="0" w:type="auto"/>
+            <w:hideMark/>
+          </w:tcPr>
+          <w:p>
+            <w:pPr>
+              <w:spacing w:after="160" w:line="278" w:lineRule="auto"/>
+            </w:pPr>
+            <w:r>
+              <w:t>$3,600</w:t>
+            </w:r>
+          </w:p>
+        </w:tc>
+        <w:tc>
+          <w:tcPr>
+            <w:tcW w:w="0" w:type="auto"/>
+            <w:hideMark/>
+          </w:tcPr>
+          <w:p>
+            <w:pPr>
+              <w:spacing w:after="160" w:line="278" w:lineRule="auto"/>
+            </w:pPr>
+            <w:r>
+              <w:t>NSPCo pays SALCo $400</w:t>
+            </w:r>
+          </w:p>
+        </w:tc>
+        <w:tc>
+          <w:tcPr>
+            <w:tcW w:w="0" w:type="auto"/>
+            <w:hideMark/>
+          </w:tcPr>
+          <w:p>
+            <w:pPr>
+              <w:spacing w:after="160" w:line="278" w:lineRule="auto"/>
+            </w:pPr>
+            <w:r>
+              <w:t>$3,200</w:t>
+            </w:r>
+          </w:p>
+        </w:tc>
+        <w:tc>
+          <w:tcPr>
+            <w:tcW w:w="0" w:type="auto"/>
+            <w:hideMark/>
+          </w:tcPr>
+          <w:p>
+            <w:pPr>
+              <w:spacing w:after="160" w:line="278" w:lineRule="auto"/>
+            </w:pPr>
+            <w:r>
+              <w:t>$3,200</w:t>
+            </w:r>
+          </w:p>
+        </w:tc>
+      </w:tr>
+      <w:tr>
+        <w:tc>
+          <w:tcPr>
+            <w:tcW w:w="0" w:type="auto"/>
+            <w:hideMark/>
+          </w:tcPr>
+          <w:p>
+            <w:pPr>
+              <w:spacing w:after="160" w:line="278" w:lineRule="auto"/>
+            </w:pPr>
+            <w:r>
+              <w:t>$13/MWh</w:t>
+            </w:r>
+          </w:p>
+        </w:tc>
+        <w:tc>
+          <w:tcPr>
+            <w:tcW w:w="0" w:type="auto"/>
+            <w:hideMark/>
+          </w:tcPr>
+          <w:p>
+            <w:pPr>
+              <w:spacing w:after="160" w:line="278" w:lineRule="auto"/>
+            </w:pPr>
+            <w:r>
+              <w:t>$2,600</w:t>
+            </w:r>
+          </w:p>
+        </w:tc>
+        <w:tc>
+          <w:tcPr>
+            <w:tcW w:w="0" w:type="auto"/>
+            <w:hideMark/>
+          </w:tcPr>
+          <w:p>
+            <w:pPr>
+              <w:spacing w:after="160" w:line="278" w:lineRule="auto"/>
+            </w:pPr>
+            <w:r>
+              <w:t>$2,600</w:t>
+            </w:r>
+          </w:p>
+        </w:tc>
+        <w:tc>
+          <w:tcPr>
+            <w:tcW w:w="0" w:type="auto"/>
+            <w:hideMark/>
+          </w:tcPr>
+          <w:p>
+            <w:pPr>
+              <w:spacing w:after="160" w:line="278" w:lineRule="auto"/>
+            </w:pPr>
+            <w:r>
+              <w:t>SALCo pays NSPCo $600</w:t>
+            </w:r>
+          </w:p>
+        </w:tc>
+        <w:tc>
+          <w:tcPr>
+            <w:tcW w:w="0" w:type="auto"/>
+            <w:hideMark/>
+          </w:tcPr>
+          <w:p>
+            <w:pPr>
+              <w:spacing w:after="160" w:line="278" w:lineRule="auto"/>
+            </w:pPr>
+            <w:r>
+              <w:t>$3,200</w:t>
+            </w:r>
+          </w:p>
+        </w:tc>
+        <w:tc>
+          <w:tcPr>
+            <w:tcW w:w="0" w:type="auto"/>
+            <w:hideMark/>
+          </w:tcPr>
+          <w:p>
+            <w:pPr>
+              <w:spacing w:after="160" w:line="278" w:lineRule="auto"/>
+            </w:pPr>
+            <w:r>
+              <w:t>$3,200</w:t>
+            </w:r>
+          </w:p>
+        </w:tc>
+      </w:tr>
+    </w:tbl>
     <w:p/>
+    <w:p>
+      <w:r>
+        <w:t xml:space="preserve">b. What happens if during one hour the NSPCo is able to deliver only 50 MWh and the pool price is 18 $/MWh? </w:t>
+      </w:r>
+    </w:p>
+    <w:p>
+      <w:r>
+        <w:t>NSPCo supplies whatever power it can and NSPCo still covers the contract and pays the difference. NSPCo still gets the power from other companies in the pool.</w:t>
+      </w:r>
+    </w:p>
+    <w:p>
+      <w:r>
+        <w:t xml:space="preserve">c. What happens if during one hour the </w:t>
+      </w:r>
+      <w:r>
+        <w:t>SALCo</w:t>
+      </w:r>
+      <w:r>
+        <w:t xml:space="preserve"> consumes only 100 MWh and the pool price is 13 $/MWh?</w:t>
+      </w:r>
+    </w:p>
+    <w:p>
+      <w:r>
+        <w:t xml:space="preserve">SALCo pays the difference to NSPCo, NSPCo still generates the 200 but it goes to the pool for other companies </w:t>
+      </w:r>
+    </w:p>
+    <w:p/>
+    <w:p/>
+    <w:p/>
+    <w:p>
+      <w:r>
+        <w:lastRenderedPageBreak/>
+        <w:t xml:space="preserve">3.4 </w:t>
+      </w:r>
+      <w:r>
+        <w:t>The operator of a centralized market for electrical energy has received the bids shown in the table below for the supply of electrical energy during a given period.</w:t>
+      </w:r>
+    </w:p>
+    <w:tbl>
+      <w:tblPr>
+        <w:tblStyle w:val="TableGrid"/>
+        <w:tblW w:w="0" w:type="auto"/>
+        <w:jc w:val="center"/>
+        <w:tblLayout w:type="fixed"/>
+        <w:tblLook w:val="04A0" w:firstRow="1" w:lastRow="0" w:firstColumn="1" w:lastColumn="0" w:noHBand="0" w:noVBand="1"/>
+      </w:tblPr>
+      <w:tblGrid>
+        <w:gridCol w:w="1349"/>
+        <w:gridCol w:w="1893"/>
+        <w:gridCol w:w="1629"/>
+      </w:tblGrid>
+      <w:tr>
+        <w:trPr>
+          <w:jc w:val="center"/>
+        </w:trPr>
+        <w:tc>
+          <w:tcPr>
+            <w:tcW w:w="1349" w:type="dxa"/>
+          </w:tcPr>
+          <w:p>
+            <w:pPr>
+              <w:jc w:val="center"/>
+            </w:pPr>
+            <w:r>
+              <w:t>Company</w:t>
+            </w:r>
+          </w:p>
+        </w:tc>
+        <w:tc>
+          <w:tcPr>
+            <w:tcW w:w="1893" w:type="dxa"/>
+          </w:tcPr>
+          <w:p>
+            <w:pPr>
+              <w:jc w:val="center"/>
+            </w:pPr>
+            <w:r>
+              <w:t>Amount (MWh)</w:t>
+            </w:r>
+          </w:p>
+        </w:tc>
+        <w:tc>
+          <w:tcPr>
+            <w:tcW w:w="1629" w:type="dxa"/>
+          </w:tcPr>
+          <w:p>
+            <w:pPr>
+              <w:jc w:val="center"/>
+            </w:pPr>
+            <w:r>
+              <w:t>Price($/MWh)</w:t>
+            </w:r>
+          </w:p>
+        </w:tc>
+      </w:tr>
+      <w:tr>
+        <w:trPr>
+          <w:jc w:val="center"/>
+        </w:trPr>
+        <w:tc>
+          <w:tcPr>
+            <w:tcW w:w="1349" w:type="dxa"/>
+          </w:tcPr>
+          <w:p>
+            <w:pPr>
+              <w:jc w:val="center"/>
+            </w:pPr>
+            <w:r>
+              <w:t>Red</w:t>
+            </w:r>
+          </w:p>
+        </w:tc>
+        <w:tc>
+          <w:tcPr>
+            <w:tcW w:w="1893" w:type="dxa"/>
+          </w:tcPr>
+          <w:p>
+            <w:pPr>
+              <w:jc w:val="center"/>
+            </w:pPr>
+            <w:r>
+              <w:t>100</w:t>
+            </w:r>
+          </w:p>
+        </w:tc>
+        <w:tc>
+          <w:tcPr>
+            <w:tcW w:w="1629" w:type="dxa"/>
+          </w:tcPr>
+          <w:p>
+            <w:pPr>
+              <w:jc w:val="center"/>
+            </w:pPr>
+            <w:r>
+              <w:t>12.5</w:t>
+            </w:r>
+          </w:p>
+        </w:tc>
+      </w:tr>
+      <w:tr>
+        <w:trPr>
+          <w:jc w:val="center"/>
+        </w:trPr>
+        <w:tc>
+          <w:tcPr>
+            <w:tcW w:w="1349" w:type="dxa"/>
+          </w:tcPr>
+          <w:p>
+            <w:pPr>
+              <w:jc w:val="center"/>
+            </w:pPr>
+            <w:r>
+              <w:t>Red</w:t>
+            </w:r>
+          </w:p>
+        </w:tc>
+        <w:tc>
+          <w:tcPr>
+            <w:tcW w:w="1893" w:type="dxa"/>
+          </w:tcPr>
+          <w:p>
+            <w:pPr>
+              <w:jc w:val="center"/>
+            </w:pPr>
+            <w:r>
+              <w:t>100</w:t>
+            </w:r>
+          </w:p>
+        </w:tc>
+        <w:tc>
+          <w:tcPr>
+            <w:tcW w:w="1629" w:type="dxa"/>
+          </w:tcPr>
+          <w:p>
+            <w:pPr>
+              <w:jc w:val="center"/>
+            </w:pPr>
+            <w:r>
+              <w:t>14</w:t>
+            </w:r>
+          </w:p>
+        </w:tc>
+      </w:tr>
+      <w:tr>
+        <w:trPr>
+          <w:jc w:val="center"/>
+        </w:trPr>
+        <w:tc>
+          <w:tcPr>
+            <w:tcW w:w="1349" w:type="dxa"/>
+          </w:tcPr>
+          <w:p>
+            <w:pPr>
+              <w:jc w:val="center"/>
+            </w:pPr>
+            <w:r>
+              <w:t>Red</w:t>
+            </w:r>
+          </w:p>
+        </w:tc>
+        <w:tc>
+          <w:tcPr>
+            <w:tcW w:w="1893" w:type="dxa"/>
+          </w:tcPr>
+          <w:p>
+            <w:pPr>
+              <w:jc w:val="center"/>
+            </w:pPr>
+            <w:r>
+              <w:t>50</w:t>
+            </w:r>
+          </w:p>
+        </w:tc>
+        <w:tc>
+          <w:tcPr>
+            <w:tcW w:w="1629" w:type="dxa"/>
+          </w:tcPr>
+          <w:p>
+            <w:pPr>
+              <w:jc w:val="center"/>
+            </w:pPr>
+            <w:r>
+              <w:t>18</w:t>
+            </w:r>
+          </w:p>
+        </w:tc>
+      </w:tr>
+      <w:tr>
+        <w:trPr>
+          <w:jc w:val="center"/>
+        </w:trPr>
+        <w:tc>
+          <w:tcPr>
+            <w:tcW w:w="1349" w:type="dxa"/>
+          </w:tcPr>
+          <w:p>
+            <w:pPr>
+              <w:jc w:val="center"/>
+            </w:pPr>
+            <w:r>
+              <w:t>Blue</w:t>
+            </w:r>
+          </w:p>
+        </w:tc>
+        <w:tc>
+          <w:tcPr>
+            <w:tcW w:w="1893" w:type="dxa"/>
+          </w:tcPr>
+          <w:p>
+            <w:pPr>
+              <w:jc w:val="center"/>
+            </w:pPr>
+            <w:r>
+              <w:t>200</w:t>
+            </w:r>
+          </w:p>
+        </w:tc>
+        <w:tc>
+          <w:tcPr>
+            <w:tcW w:w="1629" w:type="dxa"/>
+          </w:tcPr>
+          <w:p>
+            <w:pPr>
+              <w:jc w:val="center"/>
+            </w:pPr>
+            <w:r>
+              <w:t>10.5</w:t>
+            </w:r>
+          </w:p>
+        </w:tc>
+      </w:tr>
+      <w:tr>
+        <w:trPr>
+          <w:jc w:val="center"/>
+        </w:trPr>
+        <w:tc>
+          <w:tcPr>
+            <w:tcW w:w="1349" w:type="dxa"/>
+          </w:tcPr>
+          <w:p>
+            <w:pPr>
+              <w:jc w:val="center"/>
+            </w:pPr>
+            <w:r>
+              <w:t>Blue</w:t>
+            </w:r>
+          </w:p>
+        </w:tc>
+        <w:tc>
+          <w:tcPr>
+            <w:tcW w:w="1893" w:type="dxa"/>
+          </w:tcPr>
+          <w:p>
+            <w:pPr>
+              <w:jc w:val="center"/>
+            </w:pPr>
+            <w:r>
+              <w:t>200</w:t>
+            </w:r>
+          </w:p>
+        </w:tc>
+        <w:tc>
+          <w:tcPr>
+            <w:tcW w:w="1629" w:type="dxa"/>
+          </w:tcPr>
+          <w:p>
+            <w:pPr>
+              <w:jc w:val="center"/>
+            </w:pPr>
+            <w:r>
+              <w:t>13</w:t>
+            </w:r>
+          </w:p>
+        </w:tc>
+      </w:tr>
+      <w:tr>
+        <w:trPr>
+          <w:jc w:val="center"/>
+        </w:trPr>
+        <w:tc>
+          <w:tcPr>
+            <w:tcW w:w="1349" w:type="dxa"/>
+          </w:tcPr>
+          <w:p>
+            <w:pPr>
+              <w:jc w:val="center"/>
+            </w:pPr>
+            <w:r>
+              <w:t>Blue</w:t>
+            </w:r>
+          </w:p>
+        </w:tc>
+        <w:tc>
+          <w:tcPr>
+            <w:tcW w:w="1893" w:type="dxa"/>
+          </w:tcPr>
+          <w:p>
+            <w:pPr>
+              <w:jc w:val="center"/>
+            </w:pPr>
+            <w:r>
+              <w:t>100</w:t>
+            </w:r>
+          </w:p>
+        </w:tc>
+        <w:tc>
+          <w:tcPr>
+            <w:tcW w:w="1629" w:type="dxa"/>
+          </w:tcPr>
+          <w:p>
+            <w:pPr>
+              <w:jc w:val="center"/>
+            </w:pPr>
+            <w:r>
+              <w:t>15</w:t>
+            </w:r>
+          </w:p>
+        </w:tc>
+      </w:tr>
+      <w:tr>
+        <w:trPr>
+          <w:jc w:val="center"/>
+        </w:trPr>
+        <w:tc>
+          <w:tcPr>
+            <w:tcW w:w="1349" w:type="dxa"/>
+          </w:tcPr>
+          <w:p>
+            <w:pPr>
+              <w:jc w:val="center"/>
+            </w:pPr>
+            <w:r>
+              <w:t>Green</w:t>
+            </w:r>
+          </w:p>
+        </w:tc>
+        <w:tc>
+          <w:tcPr>
+            <w:tcW w:w="1893" w:type="dxa"/>
+          </w:tcPr>
+          <w:p>
+            <w:pPr>
+              <w:jc w:val="center"/>
+            </w:pPr>
+            <w:r>
+              <w:t>50</w:t>
+            </w:r>
+          </w:p>
+        </w:tc>
+        <w:tc>
+          <w:tcPr>
+            <w:tcW w:w="1629" w:type="dxa"/>
+          </w:tcPr>
+          <w:p>
+            <w:pPr>
+              <w:jc w:val="center"/>
+            </w:pPr>
+            <w:r>
+              <w:t>13.5</w:t>
+            </w:r>
+          </w:p>
+        </w:tc>
+      </w:tr>
+      <w:tr>
+        <w:trPr>
+          <w:jc w:val="center"/>
+        </w:trPr>
+        <w:tc>
+          <w:tcPr>
+            <w:tcW w:w="1349" w:type="dxa"/>
+          </w:tcPr>
+          <w:p>
+            <w:pPr>
+              <w:jc w:val="center"/>
+            </w:pPr>
+            <w:r>
+              <w:t>Green</w:t>
+            </w:r>
+          </w:p>
+        </w:tc>
+        <w:tc>
+          <w:tcPr>
+            <w:tcW w:w="1893" w:type="dxa"/>
+          </w:tcPr>
+          <w:p>
+            <w:pPr>
+              <w:jc w:val="center"/>
+            </w:pPr>
+            <w:r>
+              <w:t>50</w:t>
+            </w:r>
+          </w:p>
+        </w:tc>
+        <w:tc>
+          <w:tcPr>
+            <w:tcW w:w="1629" w:type="dxa"/>
+          </w:tcPr>
+          <w:p>
+            <w:pPr>
+              <w:jc w:val="center"/>
+            </w:pPr>
+            <w:r>
+              <w:t>14.5</w:t>
+            </w:r>
+          </w:p>
+        </w:tc>
+      </w:tr>
+      <w:tr>
+        <w:trPr>
+          <w:jc w:val="center"/>
+        </w:trPr>
+        <w:tc>
+          <w:tcPr>
+            <w:tcW w:w="1349" w:type="dxa"/>
+          </w:tcPr>
+          <w:p>
+            <w:pPr>
+              <w:jc w:val="center"/>
+            </w:pPr>
+            <w:r>
+              <w:t>Green</w:t>
+            </w:r>
+          </w:p>
+        </w:tc>
+        <w:tc>
+          <w:tcPr>
+            <w:tcW w:w="1893" w:type="dxa"/>
+          </w:tcPr>
+          <w:p>
+            <w:pPr>
+              <w:jc w:val="center"/>
+            </w:pPr>
+            <w:r>
+              <w:t>50</w:t>
+            </w:r>
+          </w:p>
+        </w:tc>
+        <w:tc>
+          <w:tcPr>
+            <w:tcW w:w="1629" w:type="dxa"/>
+          </w:tcPr>
+          <w:p>
+            <w:pPr>
+              <w:jc w:val="center"/>
+            </w:pPr>
+            <w:r>
+              <w:t>15.5</w:t>
+            </w:r>
+          </w:p>
+        </w:tc>
+      </w:tr>
+    </w:tbl>
+    <w:p>
+      <w:r>
+        <w:t xml:space="preserve">a. Build the supply curve </w:t>
+      </w:r>
+    </w:p>
+    <w:p>
+      <w:r>
+        <w:t xml:space="preserve">b. Assume that this market operates unilaterally, that is, that the demand does not bid and is represented by a forecast. Calculate the market price, the quantity produced by each company and the revenue of each company for each of the following loads: 400 MW, 600 MW, 875 MW. </w:t>
+      </w:r>
+    </w:p>
+    <w:p>
+      <w:r>
+        <w:t>c. Suppose that instead of being treated as constant, the load is represented by its inverse demand curve, which is assumed to have the following form:</w:t>
+      </w:r>
+    </w:p>
+    <w:p>
+      <w:pPr>
+        <w:jc w:val="center"/>
+      </w:pPr>
+      <w:r>
+        <w:t>D = L − 4.0 · π</w:t>
+      </w:r>
+    </w:p>
+    <w:p>
+      <w:r>
+        <w:t>where D is the demand, L is the forecasted load and π is the price. Calculate the effect that this price sensitivity of demand has on the market price and the quantity traded.</w:t>
+      </w:r>
+    </w:p>
     <w:sectPr>
       <w:pgSz w:w="12240" w:h="15840"/>
       <w:pgMar w:top="1440" w:right="1440" w:bottom="1440" w:left="1440" w:header="720" w:footer="720" w:gutter="0"/>
@@ -616,7 +1576,6 @@
   <w:style w:type="character" w:default="1" w:styleId="DefaultParagraphFont">
     <w:name w:val="Default Paragraph Font"/>
     <w:uiPriority w:val="1"/>
-    <w:semiHidden/>
     <w:unhideWhenUsed/>
   </w:style>
   <w:style w:type="table" w:default="1" w:styleId="TableNormal">
@@ -929,6 +1888,25 @@
       <w:color w:val="0F4761" w:themeColor="accent1" w:themeShade="BF"/>
       <w:spacing w:val="5"/>
     </w:rPr>
+  </w:style>
+  <w:style w:type="table" w:styleId="TableGrid">
+    <w:name w:val="Table Grid"/>
+    <w:basedOn w:val="TableNormal"/>
+    <w:uiPriority w:val="39"/>
+    <w:rsid w:val="004A361B"/>
+    <w:pPr>
+      <w:spacing w:after="0" w:line="240" w:lineRule="auto"/>
+    </w:pPr>
+    <w:tblPr>
+      <w:tblBorders>
+        <w:top w:val="single" w:sz="4" w:space="0" w:color="auto"/>
+        <w:left w:val="single" w:sz="4" w:space="0" w:color="auto"/>
+        <w:bottom w:val="single" w:sz="4" w:space="0" w:color="auto"/>
+        <w:right w:val="single" w:sz="4" w:space="0" w:color="auto"/>
+        <w:insideH w:val="single" w:sz="4" w:space="0" w:color="auto"/>
+        <w:insideV w:val="single" w:sz="4" w:space="0" w:color="auto"/>
+      </w:tblBorders>
+    </w:tblPr>
   </w:style>
 </w:styles>
 </file>
